--- a/TPI ASI.docx
+++ b/TPI ASI.docx
@@ -1,6 +1,6 @@
 
 <file path=word/document.xml><?xml version="1.0" encoding="utf-8"?>
-<w:document xmlns:wpc="http://schemas.microsoft.com/office/word/2010/wordprocessingCanvas" xmlns:cx="http://schemas.microsoft.com/office/drawing/2014/chartex" xmlns:mc="http://schemas.openxmlformats.org/markup-compatibility/2006" xmlns:o="urn:schemas-microsoft-com:office:office" xmlns:r="http://schemas.openxmlformats.org/officeDocument/2006/relationships" xmlns:m="http://schemas.openxmlformats.org/officeDocument/2006/math" xmlns:v="urn:schemas-microsoft-com:vml" xmlns:wp14="http://schemas.microsoft.com/office/word/2010/wordprocessingDrawing" xmlns:wp="http://schemas.openxmlformats.org/drawingml/2006/wordprocessingDrawing" xmlns:w10="urn:schemas-microsoft-com:office:word" xmlns:w="http://schemas.openxmlformats.org/wordprocessingml/2006/main" xmlns:w14="http://schemas.microsoft.com/office/word/2010/wordml" xmlns:w15="http://schemas.microsoft.com/office/word/2012/wordml" xmlns:w16se="http://schemas.microsoft.com/office/word/2015/wordml/symex" xmlns:wpg="http://schemas.microsoft.com/office/word/2010/wordprocessingGroup" xmlns:wpi="http://schemas.microsoft.com/office/word/2010/wordprocessingInk" xmlns:wne="http://schemas.microsoft.com/office/word/2006/wordml" xmlns:wps="http://schemas.microsoft.com/office/word/2010/wordprocessingShape" mc:Ignorable="w14 w15 w16se wp14">
+<w:document xmlns:wpc="http://schemas.microsoft.com/office/word/2010/wordprocessingCanvas" xmlns:cx="http://schemas.microsoft.com/office/drawing/2014/chartex" xmlns:cx1="http://schemas.microsoft.com/office/drawing/2015/9/8/chartex" xmlns:cx2="http://schemas.microsoft.com/office/drawing/2015/10/21/chartex" xmlns:cx3="http://schemas.microsoft.com/office/drawing/2016/5/9/chartex" xmlns:cx4="http://schemas.microsoft.com/office/drawing/2016/5/10/chartex" xmlns:cx5="http://schemas.microsoft.com/office/drawing/2016/5/11/chartex" xmlns:cx6="http://schemas.microsoft.com/office/drawing/2016/5/12/chartex" xmlns:cx7="http://schemas.microsoft.com/office/drawing/2016/5/13/chartex" xmlns:cx8="http://schemas.microsoft.com/office/drawing/2016/5/14/chartex" xmlns:mc="http://schemas.openxmlformats.org/markup-compatibility/2006" xmlns:aink="http://schemas.microsoft.com/office/drawing/2016/ink" xmlns:am3d="http://schemas.microsoft.com/office/drawing/2017/model3d" xmlns:o="urn:schemas-microsoft-com:office:office" xmlns:oel="http://schemas.microsoft.com/office/2019/extlst" xmlns:r="http://schemas.openxmlformats.org/officeDocument/2006/relationships" xmlns:m="http://schemas.openxmlformats.org/officeDocument/2006/math" xmlns:v="urn:schemas-microsoft-com:vml" xmlns:wp14="http://schemas.microsoft.com/office/word/2010/wordprocessingDrawing" xmlns:wp="http://schemas.openxmlformats.org/drawingml/2006/wordprocessingDrawing" xmlns:w10="urn:schemas-microsoft-com:office:word" xmlns:w="http://schemas.openxmlformats.org/wordprocessingml/2006/main" xmlns:w14="http://schemas.microsoft.com/office/word/2010/wordml" xmlns:w15="http://schemas.microsoft.com/office/word/2012/wordml" xmlns:w16cei="http://schemas.microsoft.com/office/word/2026/wordml/cei" xmlns:w16cex="http://schemas.microsoft.com/office/word/2018/wordml/cex" xmlns:w16cid="http://schemas.microsoft.com/office/word/2016/wordml/cid" xmlns:w16="http://schemas.microsoft.com/office/word/2018/wordml" xmlns:w16du="http://schemas.microsoft.com/office/word/2023/wordml/word16du" xmlns:w16sdtdh="http://schemas.microsoft.com/office/word/2020/wordml/sdtdatahash" xmlns:w16sdtfl="http://schemas.microsoft.com/office/word/2024/wordml/sdtformatlock" xmlns:w16se="http://schemas.microsoft.com/office/word/2015/wordml/symex" xmlns:wpg="http://schemas.microsoft.com/office/word/2010/wordprocessingGroup" xmlns:wpi="http://schemas.microsoft.com/office/word/2010/wordprocessingInk" xmlns:wne="http://schemas.microsoft.com/office/word/2006/wordml" xmlns:wps="http://schemas.microsoft.com/office/word/2010/wordprocessingShape" mc:Ignorable="w14 w15 w16se w16cid w16 w16cex w16sdtdh w16sdtfl w16du wp14">
   <w:body>
     <w:p>
       <w:pPr>
@@ -299,22 +299,8 @@
           <w:szCs w:val="24"/>
           <w:u w:val="single"/>
         </w:rPr>
-        <w:t xml:space="preserve">Paola </w:t>
-      </w:r>
-      <w:proofErr w:type="spellStart"/>
-      <w:r>
-        <w:rPr>
-          <w:rFonts w:eastAsia="Times New Roman"/>
-          <w:b/>
-          <w:bCs/>
-          <w:color w:val="094478"/>
-          <w:sz w:val="24"/>
-          <w:szCs w:val="24"/>
-          <w:u w:val="single"/>
-        </w:rPr>
-        <w:t>Simieli</w:t>
-      </w:r>
-      <w:proofErr w:type="spellEnd"/>
+        <w:t>Paola Simieli</w:t>
+      </w:r>
       <w:r>
         <w:rPr>
           <w:rFonts w:eastAsia="Times New Roman"/>
@@ -359,22 +345,8 @@
           <w:szCs w:val="24"/>
           <w:u w:val="single"/>
         </w:rPr>
-        <w:t xml:space="preserve">Laura </w:t>
-      </w:r>
-      <w:proofErr w:type="spellStart"/>
-      <w:r>
-        <w:rPr>
-          <w:rFonts w:eastAsia="Times New Roman"/>
-          <w:b/>
-          <w:bCs/>
-          <w:color w:val="094478"/>
-          <w:sz w:val="24"/>
-          <w:szCs w:val="24"/>
-          <w:u w:val="single"/>
-        </w:rPr>
-        <w:t>Achetta</w:t>
-      </w:r>
-      <w:proofErr w:type="spellEnd"/>
+        <w:t>Laura Achetta</w:t>
+      </w:r>
     </w:p>
     <w:p>
       <w:pPr>
@@ -701,13 +673,8 @@
         <w:jc w:val="both"/>
       </w:pPr>
       <w:r>
-        <w:t xml:space="preserve">Franco </w:t>
-      </w:r>
-      <w:proofErr w:type="spellStart"/>
-      <w:r>
-        <w:t>Fabatia</w:t>
-      </w:r>
-      <w:proofErr w:type="spellEnd"/>
+        <w:t>Franco Fabatia</w:t>
+      </w:r>
       <w:r>
         <w:tab/>
       </w:r>
@@ -740,13 +707,8 @@
         <w:jc w:val="both"/>
       </w:pPr>
       <w:r>
-        <w:t xml:space="preserve">Juan Ignacio </w:t>
-      </w:r>
-      <w:proofErr w:type="spellStart"/>
-      <w:r>
-        <w:t>Grecco</w:t>
-      </w:r>
-      <w:proofErr w:type="spellEnd"/>
+        <w:t>Juan Ignacio Grecco</w:t>
+      </w:r>
       <w:r>
         <w:tab/>
       </w:r>
@@ -815,15 +777,7 @@
         <w:jc w:val="both"/>
       </w:pPr>
       <w:r>
-        <w:t xml:space="preserve">Martin Ezequiel Loyola </w:t>
-      </w:r>
-      <w:proofErr w:type="spellStart"/>
-      <w:r>
-        <w:t>Capomasi</w:t>
-      </w:r>
-      <w:proofErr w:type="spellEnd"/>
-      <w:r>
-        <w:t xml:space="preserve"> </w:t>
+        <w:t xml:space="preserve">Martin Ezequiel Loyola Capomasi </w:t>
       </w:r>
       <w:r>
         <w:tab/>
@@ -856,15 +810,7 @@
       </w:r>
       <w:proofErr w:type="spellEnd"/>
       <w:r>
-        <w:t xml:space="preserve"> </w:t>
-      </w:r>
-      <w:proofErr w:type="spellStart"/>
-      <w:r>
-        <w:t>Pradella</w:t>
-      </w:r>
-      <w:proofErr w:type="spellEnd"/>
-      <w:r>
-        <w:t xml:space="preserve"> </w:t>
+        <w:t xml:space="preserve"> Pradella </w:t>
       </w:r>
       <w:r>
         <w:tab/>
@@ -898,16 +844,8 @@
         <w:jc w:val="both"/>
       </w:pPr>
       <w:r>
-        <w:t>Ma</w:t>
-      </w:r>
-      <w:r>
-        <w:t xml:space="preserve">rtin Pedro </w:t>
-      </w:r>
-      <w:proofErr w:type="spellStart"/>
-      <w:r>
-        <w:t>Vigoni</w:t>
-      </w:r>
-      <w:proofErr w:type="spellEnd"/>
+        <w:t>Martin Pedro Vigoni</w:t>
+      </w:r>
       <w:r>
         <w:tab/>
       </w:r>
@@ -1109,15 +1047,7 @@
           <w:sz w:val="24"/>
           <w:szCs w:val="24"/>
         </w:rPr>
-        <w:t>El Trabajo Práctic</w:t>
-      </w:r>
-      <w:r>
-        <w:rPr>
-          <w:rFonts w:eastAsia="Times New Roman"/>
-          <w:sz w:val="24"/>
-          <w:szCs w:val="24"/>
-        </w:rPr>
-        <w:t xml:space="preserve">o Integrador consiste en analizar un sistema de organización de retiros para el goce de aquellos que necesitan despejarse de la vida rutinaria. </w:t>
+        <w:t xml:space="preserve">El Trabajo Práctico Integrador consiste en analizar un sistema de organización de retiros para el goce de aquellos que necesitan despejarse de la vida rutinaria. </w:t>
       </w:r>
     </w:p>
     <w:p>
@@ -1156,15 +1086,7 @@
           <w:sz w:val="24"/>
           <w:szCs w:val="24"/>
         </w:rPr>
-        <w:t>la aplicación y la relación de los contenidos desarrollados a lo la</w:t>
-      </w:r>
-      <w:r>
-        <w:rPr>
-          <w:rFonts w:eastAsia="Times New Roman"/>
-          <w:sz w:val="24"/>
-          <w:szCs w:val="24"/>
-        </w:rPr>
-        <w:t xml:space="preserve">rgo del programa de la cátedra e integrar los conocimientos adquiridos en las materias verticales y horizontales. </w:t>
+        <w:t xml:space="preserve">la aplicación y la relación de los contenidos desarrollados a lo largo del programa de la cátedra e integrar los conocimientos adquiridos en las materias verticales y horizontales. </w:t>
       </w:r>
     </w:p>
     <w:p>
@@ -1185,15 +1107,7 @@
           <w:sz w:val="24"/>
           <w:szCs w:val="24"/>
         </w:rPr>
-        <w:t>El desarrollo abarca las actividades de modelado del dominio hasta las actividades de especificación de requisitos del sistema de software qu</w:t>
-      </w:r>
-      <w:r>
-        <w:rPr>
-          <w:rFonts w:eastAsia="Times New Roman"/>
-          <w:sz w:val="24"/>
-          <w:szCs w:val="24"/>
-        </w:rPr>
-        <w:t xml:space="preserve">e le dará soporte a los procesos de negocio principales. </w:t>
+        <w:t xml:space="preserve">El desarrollo abarca las actividades de modelado del dominio hasta las actividades de especificación de requisitos del sistema de software que le dará soporte a los procesos de negocio principales. </w:t>
       </w:r>
     </w:p>
     <w:p>
@@ -1306,14 +1220,7 @@
           <w:b/>
           <w:bCs/>
         </w:rPr>
-        <w:t>R</w:t>
-      </w:r>
-      <w:r>
-        <w:rPr>
-          <w:b/>
-          <w:bCs/>
-        </w:rPr>
-        <w:t>etirARTE</w:t>
+        <w:t>RetirARTE</w:t>
       </w:r>
       <w:proofErr w:type="spellEnd"/>
       <w:r>
@@ -1357,53 +1264,25 @@
           <w:b/>
           <w:bCs/>
         </w:rPr>
-        <w:t>El sistema al momento de iniciar se requiere que se ingrese los datos personales de la persona que va a realizar el retiro: Nombre, Apellido, DNI, teléfono, mail. Post</w:t>
-      </w:r>
-      <w:r>
-        <w:rPr>
-          <w:b/>
-          <w:bCs/>
-        </w:rPr>
-        <w:t>eriormente seleccionar el retiro</w:t>
-      </w:r>
-      <w:r>
-        <w:rPr>
-          <w:b/>
-          <w:bCs/>
-        </w:rPr>
-        <w:t xml:space="preserve"> que desee, la aplicación le permite agregar algunas observaciones adicionales (como sea el caso de un acompañante de viaje).</w:t>
-      </w:r>
-    </w:p>
-    <w:p>
-      <w:pPr>
-        <w:shd w:val="clear" w:color="auto" w:fill="FFFFFF"/>
-        <w:spacing w:before="120" w:after="120" w:line="360" w:lineRule="auto"/>
-        <w:jc w:val="both"/>
-        <w:rPr>
-          <w:b/>
-          <w:bCs/>
-        </w:rPr>
-      </w:pPr>
-      <w:r>
-        <w:rPr>
-          <w:b/>
-          <w:bCs/>
-        </w:rPr>
-        <w:t>Esta misma cuenta con una agenda que le permite visualizar todos los retiros que a realización junto a su duración, además podrá ver toda</w:t>
-      </w:r>
-      <w:r>
-        <w:rPr>
-          <w:b/>
-          <w:bCs/>
-        </w:rPr>
-        <w:t>s</w:t>
-      </w:r>
-      <w:r>
-        <w:rPr>
-          <w:b/>
-          <w:bCs/>
-        </w:rPr>
-        <w:t xml:space="preserve"> las características que tiene en el momento que desee, El sistema consta con un apartado el cual se podrá visualizar el total de gastos que se lleva en retiros, cada una con su descripción para facilitar el control económico de cada cliente.</w:t>
+        <w:t>El sistema al momento de iniciar se requiere que se ingrese los datos personales de la persona que va a realizar el retiro: Nombre, Apellido, DNI, teléfono, mail. Posteriormente seleccionar el retiro que desee, la aplicación le permite agregar algunas observaciones adicionales (como sea el caso de un acompañante de viaje).</w:t>
+      </w:r>
+    </w:p>
+    <w:p>
+      <w:pPr>
+        <w:shd w:val="clear" w:color="auto" w:fill="FFFFFF"/>
+        <w:spacing w:before="120" w:after="120" w:line="360" w:lineRule="auto"/>
+        <w:jc w:val="both"/>
+        <w:rPr>
+          <w:b/>
+          <w:bCs/>
+        </w:rPr>
+      </w:pPr>
+      <w:r>
+        <w:rPr>
+          <w:b/>
+          <w:bCs/>
+        </w:rPr>
+        <w:t>Esta misma cuenta con una agenda que le permite visualizar todos los retiros que a realización junto a su duración, además podrá ver todas las características que tiene en el momento que desee, El sistema consta con un apartado el cual se podrá visualizar el total de gastos que se lleva en retiros, cada una con su descripción para facilitar el control económico de cada cliente.</w:t>
       </w:r>
     </w:p>
     <w:p>
@@ -1488,14 +1367,7 @@
             <w:color w:val="1155CC"/>
             <w:u w:val="single"/>
           </w:rPr>
-          <w:t>Directorio d</w:t>
-        </w:r>
-        <w:r>
-          <w:rPr>
-            <w:color w:val="1155CC"/>
-            <w:u w:val="single"/>
-          </w:rPr>
-          <w:t>e Retiros de Silencio en Argentina - Retiros de Silencio en Argentina</w:t>
+          <w:t>Directorio de Retiros de Silencio en Argentina - Retiros de Silencio en Argentina</w:t>
         </w:r>
       </w:hyperlink>
       <w:r>
@@ -1535,12 +1407,75 @@
         <w:t xml:space="preserve">   </w:t>
       </w:r>
       <w:r>
-        <w:t xml:space="preserve"> El objetivo principal es fa</w:t>
-      </w:r>
-      <w:bookmarkStart w:id="0" w:name="_GoBack"/>
-      <w:bookmarkEnd w:id="0"/>
-      <w:r>
-        <w:t>cilitar la organización de la información brindada por los usuarios en base a los retiros que participa y un mejor control sobre los gastos y planificaciones a futuros planes de retiro.</w:t>
+        <w:t xml:space="preserve"> El objetivo principal es facilitar la organización de la información brindada por los usuarios en base a los retiros que participa y un mejor control sobre los gastos y planificaciones a futuros planes de retiro.</w:t>
+      </w:r>
+    </w:p>
+    <w:p>
+      <w:pPr>
+        <w:shd w:val="clear" w:color="auto" w:fill="FFFFFF"/>
+        <w:spacing w:before="120" w:after="120" w:line="360" w:lineRule="auto"/>
+        <w:jc w:val="both"/>
+      </w:pPr>
+    </w:p>
+    <w:p>
+      <w:pPr>
+        <w:shd w:val="clear" w:color="auto" w:fill="FFFFFF"/>
+        <w:spacing w:before="120" w:after="120" w:line="360" w:lineRule="auto"/>
+        <w:jc w:val="both"/>
+      </w:pPr>
+      <w:r>
+        <w:rPr>
+          <w:noProof/>
+        </w:rPr>
+        <w:lastRenderedPageBreak/>
+        <w:drawing>
+          <wp:inline distT="0" distB="0" distL="0" distR="0" wp14:anchorId="46EA2F2B" wp14:editId="2EDA7F5E">
+            <wp:extent cx="5734050" cy="4052570"/>
+            <wp:effectExtent l="0" t="0" r="0" b="5080"/>
+            <wp:docPr id="389463556" name="Imagen 1"/>
+            <wp:cNvGraphicFramePr>
+              <a:graphicFrameLocks xmlns:a="http://schemas.openxmlformats.org/drawingml/2006/main" noChangeAspect="1"/>
+            </wp:cNvGraphicFramePr>
+            <a:graphic xmlns:a="http://schemas.openxmlformats.org/drawingml/2006/main">
+              <a:graphicData uri="http://schemas.openxmlformats.org/drawingml/2006/picture">
+                <pic:pic xmlns:pic="http://schemas.openxmlformats.org/drawingml/2006/picture">
+                  <pic:nvPicPr>
+                    <pic:cNvPr id="0" name="Picture 3"/>
+                    <pic:cNvPicPr>
+                      <a:picLocks noChangeAspect="1" noChangeArrowheads="1"/>
+                    </pic:cNvPicPr>
+                  </pic:nvPicPr>
+                  <pic:blipFill>
+                    <a:blip r:embed="rId18" cstate="print">
+                      <a:extLst>
+                        <a:ext uri="{28A0092B-C50C-407E-A947-70E740481C1C}">
+                          <a14:useLocalDpi xmlns:a14="http://schemas.microsoft.com/office/drawing/2010/main" val="0"/>
+                        </a:ext>
+                      </a:extLst>
+                    </a:blip>
+                    <a:srcRect/>
+                    <a:stretch>
+                      <a:fillRect/>
+                    </a:stretch>
+                  </pic:blipFill>
+                  <pic:spPr bwMode="auto">
+                    <a:xfrm>
+                      <a:off x="0" y="0"/>
+                      <a:ext cx="5734050" cy="4052570"/>
+                    </a:xfrm>
+                    <a:prstGeom prst="rect">
+                      <a:avLst/>
+                    </a:prstGeom>
+                    <a:noFill/>
+                    <a:ln>
+                      <a:noFill/>
+                    </a:ln>
+                  </pic:spPr>
+                </pic:pic>
+              </a:graphicData>
+            </a:graphic>
+          </wp:inline>
+        </w:drawing>
       </w:r>
     </w:p>
     <w:p>
@@ -1551,8 +1486,8 @@
       </w:pPr>
     </w:p>
     <w:sectPr>
-      <w:headerReference w:type="default" r:id="rId18"/>
-      <w:footerReference w:type="default" r:id="rId19"/>
+      <w:headerReference w:type="default" r:id="rId19"/>
+      <w:footerReference w:type="default" r:id="rId20"/>
       <w:pgSz w:w="11909" w:h="16834"/>
       <w:pgMar w:top="1440" w:right="1440" w:bottom="1440" w:left="1440" w:header="720" w:footer="720" w:gutter="0"/>
       <w:pgNumType w:start="1"/>
@@ -1563,7 +1498,7 @@
 </file>
 
 <file path=word/endnotes.xml><?xml version="1.0" encoding="utf-8"?>
-<w:endnotes xmlns:wpc="http://schemas.microsoft.com/office/word/2010/wordprocessingCanvas" xmlns:cx="http://schemas.microsoft.com/office/drawing/2014/chartex" xmlns:mc="http://schemas.openxmlformats.org/markup-compatibility/2006" xmlns:o="urn:schemas-microsoft-com:office:office" xmlns:r="http://schemas.openxmlformats.org/officeDocument/2006/relationships" xmlns:m="http://schemas.openxmlformats.org/officeDocument/2006/math" xmlns:v="urn:schemas-microsoft-com:vml" xmlns:wp14="http://schemas.microsoft.com/office/word/2010/wordprocessingDrawing" xmlns:wp="http://schemas.openxmlformats.org/drawingml/2006/wordprocessingDrawing" xmlns:w10="urn:schemas-microsoft-com:office:word" xmlns:w="http://schemas.openxmlformats.org/wordprocessingml/2006/main" xmlns:w14="http://schemas.microsoft.com/office/word/2010/wordml" xmlns:w15="http://schemas.microsoft.com/office/word/2012/wordml" xmlns:w16se="http://schemas.microsoft.com/office/word/2015/wordml/symex" xmlns:wpg="http://schemas.microsoft.com/office/word/2010/wordprocessingGroup" xmlns:wpi="http://schemas.microsoft.com/office/word/2010/wordprocessingInk" xmlns:wne="http://schemas.microsoft.com/office/word/2006/wordml" xmlns:wps="http://schemas.microsoft.com/office/word/2010/wordprocessingShape" mc:Ignorable="w14 w15 w16se wp14">
+<w:endnotes xmlns:wpc="http://schemas.microsoft.com/office/word/2010/wordprocessingCanvas" xmlns:cx="http://schemas.microsoft.com/office/drawing/2014/chartex" xmlns:cx1="http://schemas.microsoft.com/office/drawing/2015/9/8/chartex" xmlns:cx2="http://schemas.microsoft.com/office/drawing/2015/10/21/chartex" xmlns:cx3="http://schemas.microsoft.com/office/drawing/2016/5/9/chartex" xmlns:cx4="http://schemas.microsoft.com/office/drawing/2016/5/10/chartex" xmlns:cx5="http://schemas.microsoft.com/office/drawing/2016/5/11/chartex" xmlns:cx6="http://schemas.microsoft.com/office/drawing/2016/5/12/chartex" xmlns:cx7="http://schemas.microsoft.com/office/drawing/2016/5/13/chartex" xmlns:cx8="http://schemas.microsoft.com/office/drawing/2016/5/14/chartex" xmlns:mc="http://schemas.openxmlformats.org/markup-compatibility/2006" xmlns:aink="http://schemas.microsoft.com/office/drawing/2016/ink" xmlns:am3d="http://schemas.microsoft.com/office/drawing/2017/model3d" xmlns:o="urn:schemas-microsoft-com:office:office" xmlns:oel="http://schemas.microsoft.com/office/2019/extlst" xmlns:r="http://schemas.openxmlformats.org/officeDocument/2006/relationships" xmlns:m="http://schemas.openxmlformats.org/officeDocument/2006/math" xmlns:v="urn:schemas-microsoft-com:vml" xmlns:wp14="http://schemas.microsoft.com/office/word/2010/wordprocessingDrawing" xmlns:wp="http://schemas.openxmlformats.org/drawingml/2006/wordprocessingDrawing" xmlns:w10="urn:schemas-microsoft-com:office:word" xmlns:w="http://schemas.openxmlformats.org/wordprocessingml/2006/main" xmlns:w14="http://schemas.microsoft.com/office/word/2010/wordml" xmlns:w15="http://schemas.microsoft.com/office/word/2012/wordml" xmlns:w16cei="http://schemas.microsoft.com/office/word/2026/wordml/cei" xmlns:w16cex="http://schemas.microsoft.com/office/word/2018/wordml/cex" xmlns:w16cid="http://schemas.microsoft.com/office/word/2016/wordml/cid" xmlns:w16="http://schemas.microsoft.com/office/word/2018/wordml" xmlns:w16du="http://schemas.microsoft.com/office/word/2023/wordml/word16du" xmlns:w16sdtdh="http://schemas.microsoft.com/office/word/2020/wordml/sdtdatahash" xmlns:w16sdtfl="http://schemas.microsoft.com/office/word/2024/wordml/sdtformatlock" xmlns:w16se="http://schemas.microsoft.com/office/word/2015/wordml/symex" xmlns:wpg="http://schemas.microsoft.com/office/word/2010/wordprocessingGroup" xmlns:wpi="http://schemas.microsoft.com/office/word/2010/wordprocessingInk" xmlns:wne="http://schemas.microsoft.com/office/word/2006/wordml" xmlns:wps="http://schemas.microsoft.com/office/word/2010/wordprocessingShape" mc:Ignorable="w14 w15 w16se w16cid w16 w16cex w16sdtdh w16sdtfl w16du wp14">
   <w:endnote w:type="separator" w:id="-1">
     <w:p>
       <w:pPr>
@@ -1588,7 +1523,7 @@
 </file>
 
 <file path=word/footer1.xml><?xml version="1.0" encoding="utf-8"?>
-<w:ftr xmlns:wpc="http://schemas.microsoft.com/office/word/2010/wordprocessingCanvas" xmlns:cx="http://schemas.microsoft.com/office/drawing/2014/chartex" xmlns:mc="http://schemas.openxmlformats.org/markup-compatibility/2006" xmlns:o="urn:schemas-microsoft-com:office:office" xmlns:r="http://schemas.openxmlformats.org/officeDocument/2006/relationships" xmlns:m="http://schemas.openxmlformats.org/officeDocument/2006/math" xmlns:v="urn:schemas-microsoft-com:vml" xmlns:wp14="http://schemas.microsoft.com/office/word/2010/wordprocessingDrawing" xmlns:wp="http://schemas.openxmlformats.org/drawingml/2006/wordprocessingDrawing" xmlns:w10="urn:schemas-microsoft-com:office:word" xmlns:w="http://schemas.openxmlformats.org/wordprocessingml/2006/main" xmlns:w14="http://schemas.microsoft.com/office/word/2010/wordml" xmlns:w15="http://schemas.microsoft.com/office/word/2012/wordml" xmlns:w16se="http://schemas.microsoft.com/office/word/2015/wordml/symex" xmlns:wpg="http://schemas.microsoft.com/office/word/2010/wordprocessingGroup" xmlns:wpi="http://schemas.microsoft.com/office/word/2010/wordprocessingInk" xmlns:wne="http://schemas.microsoft.com/office/word/2006/wordml" xmlns:wps="http://schemas.microsoft.com/office/word/2010/wordprocessingShape" mc:Ignorable="w14 w15 w16se wp14">
+<w:ftr xmlns:wpc="http://schemas.microsoft.com/office/word/2010/wordprocessingCanvas" xmlns:cx="http://schemas.microsoft.com/office/drawing/2014/chartex" xmlns:cx1="http://schemas.microsoft.com/office/drawing/2015/9/8/chartex" xmlns:cx2="http://schemas.microsoft.com/office/drawing/2015/10/21/chartex" xmlns:cx3="http://schemas.microsoft.com/office/drawing/2016/5/9/chartex" xmlns:cx4="http://schemas.microsoft.com/office/drawing/2016/5/10/chartex" xmlns:cx5="http://schemas.microsoft.com/office/drawing/2016/5/11/chartex" xmlns:cx6="http://schemas.microsoft.com/office/drawing/2016/5/12/chartex" xmlns:cx7="http://schemas.microsoft.com/office/drawing/2016/5/13/chartex" xmlns:cx8="http://schemas.microsoft.com/office/drawing/2016/5/14/chartex" xmlns:mc="http://schemas.openxmlformats.org/markup-compatibility/2006" xmlns:aink="http://schemas.microsoft.com/office/drawing/2016/ink" xmlns:am3d="http://schemas.microsoft.com/office/drawing/2017/model3d" xmlns:o="urn:schemas-microsoft-com:office:office" xmlns:oel="http://schemas.microsoft.com/office/2019/extlst" xmlns:r="http://schemas.openxmlformats.org/officeDocument/2006/relationships" xmlns:m="http://schemas.openxmlformats.org/officeDocument/2006/math" xmlns:v="urn:schemas-microsoft-com:vml" xmlns:wp14="http://schemas.microsoft.com/office/word/2010/wordprocessingDrawing" xmlns:wp="http://schemas.openxmlformats.org/drawingml/2006/wordprocessingDrawing" xmlns:w10="urn:schemas-microsoft-com:office:word" xmlns:w="http://schemas.openxmlformats.org/wordprocessingml/2006/main" xmlns:w14="http://schemas.microsoft.com/office/word/2010/wordml" xmlns:w15="http://schemas.microsoft.com/office/word/2012/wordml" xmlns:w16cei="http://schemas.microsoft.com/office/word/2026/wordml/cei" xmlns:w16cex="http://schemas.microsoft.com/office/word/2018/wordml/cex" xmlns:w16cid="http://schemas.microsoft.com/office/word/2016/wordml/cid" xmlns:w16="http://schemas.microsoft.com/office/word/2018/wordml" xmlns:w16du="http://schemas.microsoft.com/office/word/2023/wordml/word16du" xmlns:w16sdtdh="http://schemas.microsoft.com/office/word/2020/wordml/sdtdatahash" xmlns:w16sdtfl="http://schemas.microsoft.com/office/word/2024/wordml/sdtformatlock" xmlns:w16se="http://schemas.microsoft.com/office/word/2015/wordml/symex" xmlns:wpg="http://schemas.microsoft.com/office/word/2010/wordprocessingGroup" xmlns:wpi="http://schemas.microsoft.com/office/word/2010/wordprocessingInk" xmlns:wne="http://schemas.microsoft.com/office/word/2006/wordml" xmlns:wps="http://schemas.microsoft.com/office/word/2010/wordprocessingShape" mc:Ignorable="w14 w15 w16se w16cid w16 w16cex w16sdtdh w16sdtfl w16du wp14">
   <w:p/>
   <w:p>
     <w:r>
@@ -1624,15 +1559,7 @@
     </w:r>
     <w:proofErr w:type="spellEnd"/>
     <w:r>
-      <w:t xml:space="preserve"> - </w:t>
-    </w:r>
-    <w:proofErr w:type="spellStart"/>
-    <w:r>
-      <w:t>Grecco</w:t>
-    </w:r>
-    <w:proofErr w:type="spellEnd"/>
-    <w:r>
-      <w:t xml:space="preserve"> - Ibarra - Loyola - </w:t>
+      <w:t xml:space="preserve"> - Grecco - Ibarra - Loyola - </w:t>
     </w:r>
     <w:proofErr w:type="spellStart"/>
     <w:r>
@@ -1640,22 +1567,14 @@
     </w:r>
     <w:proofErr w:type="spellEnd"/>
     <w:r>
-      <w:t xml:space="preserve"> - </w:t>
-    </w:r>
-    <w:proofErr w:type="spellStart"/>
-    <w:r>
-      <w:t>Vigoni</w:t>
-    </w:r>
-    <w:proofErr w:type="spellEnd"/>
-    <w:r>
-      <w:t xml:space="preserve"> </w:t>
+      <w:t xml:space="preserve"> - Vigoni </w:t>
     </w:r>
   </w:p>
 </w:ftr>
 </file>
 
 <file path=word/footnotes.xml><?xml version="1.0" encoding="utf-8"?>
-<w:footnotes xmlns:wpc="http://schemas.microsoft.com/office/word/2010/wordprocessingCanvas" xmlns:cx="http://schemas.microsoft.com/office/drawing/2014/chartex" xmlns:mc="http://schemas.openxmlformats.org/markup-compatibility/2006" xmlns:o="urn:schemas-microsoft-com:office:office" xmlns:r="http://schemas.openxmlformats.org/officeDocument/2006/relationships" xmlns:m="http://schemas.openxmlformats.org/officeDocument/2006/math" xmlns:v="urn:schemas-microsoft-com:vml" xmlns:wp14="http://schemas.microsoft.com/office/word/2010/wordprocessingDrawing" xmlns:wp="http://schemas.openxmlformats.org/drawingml/2006/wordprocessingDrawing" xmlns:w10="urn:schemas-microsoft-com:office:word" xmlns:w="http://schemas.openxmlformats.org/wordprocessingml/2006/main" xmlns:w14="http://schemas.microsoft.com/office/word/2010/wordml" xmlns:w15="http://schemas.microsoft.com/office/word/2012/wordml" xmlns:w16se="http://schemas.microsoft.com/office/word/2015/wordml/symex" xmlns:wpg="http://schemas.microsoft.com/office/word/2010/wordprocessingGroup" xmlns:wpi="http://schemas.microsoft.com/office/word/2010/wordprocessingInk" xmlns:wne="http://schemas.microsoft.com/office/word/2006/wordml" xmlns:wps="http://schemas.microsoft.com/office/word/2010/wordprocessingShape" mc:Ignorable="w14 w15 w16se wp14">
+<w:footnotes xmlns:wpc="http://schemas.microsoft.com/office/word/2010/wordprocessingCanvas" xmlns:cx="http://schemas.microsoft.com/office/drawing/2014/chartex" xmlns:cx1="http://schemas.microsoft.com/office/drawing/2015/9/8/chartex" xmlns:cx2="http://schemas.microsoft.com/office/drawing/2015/10/21/chartex" xmlns:cx3="http://schemas.microsoft.com/office/drawing/2016/5/9/chartex" xmlns:cx4="http://schemas.microsoft.com/office/drawing/2016/5/10/chartex" xmlns:cx5="http://schemas.microsoft.com/office/drawing/2016/5/11/chartex" xmlns:cx6="http://schemas.microsoft.com/office/drawing/2016/5/12/chartex" xmlns:cx7="http://schemas.microsoft.com/office/drawing/2016/5/13/chartex" xmlns:cx8="http://schemas.microsoft.com/office/drawing/2016/5/14/chartex" xmlns:mc="http://schemas.openxmlformats.org/markup-compatibility/2006" xmlns:aink="http://schemas.microsoft.com/office/drawing/2016/ink" xmlns:am3d="http://schemas.microsoft.com/office/drawing/2017/model3d" xmlns:o="urn:schemas-microsoft-com:office:office" xmlns:oel="http://schemas.microsoft.com/office/2019/extlst" xmlns:r="http://schemas.openxmlformats.org/officeDocument/2006/relationships" xmlns:m="http://schemas.openxmlformats.org/officeDocument/2006/math" xmlns:v="urn:schemas-microsoft-com:vml" xmlns:wp14="http://schemas.microsoft.com/office/word/2010/wordprocessingDrawing" xmlns:wp="http://schemas.openxmlformats.org/drawingml/2006/wordprocessingDrawing" xmlns:w10="urn:schemas-microsoft-com:office:word" xmlns:w="http://schemas.openxmlformats.org/wordprocessingml/2006/main" xmlns:w14="http://schemas.microsoft.com/office/word/2010/wordml" xmlns:w15="http://schemas.microsoft.com/office/word/2012/wordml" xmlns:w16cei="http://schemas.microsoft.com/office/word/2026/wordml/cei" xmlns:w16cex="http://schemas.microsoft.com/office/word/2018/wordml/cex" xmlns:w16cid="http://schemas.microsoft.com/office/word/2016/wordml/cid" xmlns:w16="http://schemas.microsoft.com/office/word/2018/wordml" xmlns:w16du="http://schemas.microsoft.com/office/word/2023/wordml/word16du" xmlns:w16sdtdh="http://schemas.microsoft.com/office/word/2020/wordml/sdtdatahash" xmlns:w16sdtfl="http://schemas.microsoft.com/office/word/2024/wordml/sdtformatlock" xmlns:w16se="http://schemas.microsoft.com/office/word/2015/wordml/symex" xmlns:wpg="http://schemas.microsoft.com/office/word/2010/wordprocessingGroup" xmlns:wpi="http://schemas.microsoft.com/office/word/2010/wordprocessingInk" xmlns:wne="http://schemas.microsoft.com/office/word/2006/wordml" xmlns:wps="http://schemas.microsoft.com/office/word/2010/wordprocessingShape" mc:Ignorable="w14 w15 w16se w16cid w16 w16cex w16sdtdh w16sdtfl w16du wp14">
   <w:footnote w:type="separator" w:id="-1">
     <w:p>
       <w:pPr>
@@ -1680,7 +1599,7 @@
 </file>
 
 <file path=word/header1.xml><?xml version="1.0" encoding="utf-8"?>
-<w:hdr xmlns:wpc="http://schemas.microsoft.com/office/word/2010/wordprocessingCanvas" xmlns:cx="http://schemas.microsoft.com/office/drawing/2014/chartex" xmlns:mc="http://schemas.openxmlformats.org/markup-compatibility/2006" xmlns:o="urn:schemas-microsoft-com:office:office" xmlns:r="http://schemas.openxmlformats.org/officeDocument/2006/relationships" xmlns:m="http://schemas.openxmlformats.org/officeDocument/2006/math" xmlns:v="urn:schemas-microsoft-com:vml" xmlns:wp14="http://schemas.microsoft.com/office/word/2010/wordprocessingDrawing" xmlns:wp="http://schemas.openxmlformats.org/drawingml/2006/wordprocessingDrawing" xmlns:w10="urn:schemas-microsoft-com:office:word" xmlns:w="http://schemas.openxmlformats.org/wordprocessingml/2006/main" xmlns:w14="http://schemas.microsoft.com/office/word/2010/wordml" xmlns:w15="http://schemas.microsoft.com/office/word/2012/wordml" xmlns:w16se="http://schemas.microsoft.com/office/word/2015/wordml/symex" xmlns:wpg="http://schemas.microsoft.com/office/word/2010/wordprocessingGroup" xmlns:wpi="http://schemas.microsoft.com/office/word/2010/wordprocessingInk" xmlns:wne="http://schemas.microsoft.com/office/word/2006/wordml" xmlns:wps="http://schemas.microsoft.com/office/word/2010/wordprocessingShape" mc:Ignorable="w14 w15 w16se wp14">
+<w:hdr xmlns:wpc="http://schemas.microsoft.com/office/word/2010/wordprocessingCanvas" xmlns:cx="http://schemas.microsoft.com/office/drawing/2014/chartex" xmlns:cx1="http://schemas.microsoft.com/office/drawing/2015/9/8/chartex" xmlns:cx2="http://schemas.microsoft.com/office/drawing/2015/10/21/chartex" xmlns:cx3="http://schemas.microsoft.com/office/drawing/2016/5/9/chartex" xmlns:cx4="http://schemas.microsoft.com/office/drawing/2016/5/10/chartex" xmlns:cx5="http://schemas.microsoft.com/office/drawing/2016/5/11/chartex" xmlns:cx6="http://schemas.microsoft.com/office/drawing/2016/5/12/chartex" xmlns:cx7="http://schemas.microsoft.com/office/drawing/2016/5/13/chartex" xmlns:cx8="http://schemas.microsoft.com/office/drawing/2016/5/14/chartex" xmlns:mc="http://schemas.openxmlformats.org/markup-compatibility/2006" xmlns:aink="http://schemas.microsoft.com/office/drawing/2016/ink" xmlns:am3d="http://schemas.microsoft.com/office/drawing/2017/model3d" xmlns:o="urn:schemas-microsoft-com:office:office" xmlns:oel="http://schemas.microsoft.com/office/2019/extlst" xmlns:r="http://schemas.openxmlformats.org/officeDocument/2006/relationships" xmlns:m="http://schemas.openxmlformats.org/officeDocument/2006/math" xmlns:v="urn:schemas-microsoft-com:vml" xmlns:wp14="http://schemas.microsoft.com/office/word/2010/wordprocessingDrawing" xmlns:wp="http://schemas.openxmlformats.org/drawingml/2006/wordprocessingDrawing" xmlns:w10="urn:schemas-microsoft-com:office:word" xmlns:w="http://schemas.openxmlformats.org/wordprocessingml/2006/main" xmlns:w14="http://schemas.microsoft.com/office/word/2010/wordml" xmlns:w15="http://schemas.microsoft.com/office/word/2012/wordml" xmlns:w16cei="http://schemas.microsoft.com/office/word/2026/wordml/cei" xmlns:w16cex="http://schemas.microsoft.com/office/word/2018/wordml/cex" xmlns:w16cid="http://schemas.microsoft.com/office/word/2016/wordml/cid" xmlns:w16="http://schemas.microsoft.com/office/word/2018/wordml" xmlns:w16du="http://schemas.microsoft.com/office/word/2023/wordml/word16du" xmlns:w16sdtdh="http://schemas.microsoft.com/office/word/2020/wordml/sdtdatahash" xmlns:w16sdtfl="http://schemas.microsoft.com/office/word/2024/wordml/sdtformatlock" xmlns:w16se="http://schemas.microsoft.com/office/word/2015/wordml/symex" xmlns:wpg="http://schemas.microsoft.com/office/word/2010/wordprocessingGroup" xmlns:wpi="http://schemas.microsoft.com/office/word/2010/wordprocessingInk" xmlns:wne="http://schemas.microsoft.com/office/word/2006/wordml" xmlns:wps="http://schemas.microsoft.com/office/word/2010/wordprocessingShape" mc:Ignorable="w14 w15 w16se w16cid w16 w16cex w16sdtdh w16sdtfl w16du wp14">
   <w:p>
     <w:pPr>
       <w:widowControl w:val="0"/>
@@ -1787,7 +1706,25 @@
         <w:sz w:val="24"/>
         <w:szCs w:val="24"/>
       </w:rPr>
-      <w:t xml:space="preserve">Trabajo Práctico Integrador: Entrega Nº 1 </w:t>
+      <w:t xml:space="preserve">Trabajo Práctico Integrador: Entrega </w:t>
+    </w:r>
+    <w:proofErr w:type="spellStart"/>
+    <w:r>
+      <w:rPr>
+        <w:rFonts w:ascii="Times New Roman" w:eastAsia="Times New Roman" w:hAnsi="Times New Roman" w:cs="Times New Roman"/>
+        <w:sz w:val="24"/>
+        <w:szCs w:val="24"/>
+      </w:rPr>
+      <w:t>Nº</w:t>
+    </w:r>
+    <w:proofErr w:type="spellEnd"/>
+    <w:r>
+      <w:rPr>
+        <w:rFonts w:ascii="Times New Roman" w:eastAsia="Times New Roman" w:hAnsi="Times New Roman" w:cs="Times New Roman"/>
+        <w:sz w:val="24"/>
+        <w:szCs w:val="24"/>
+      </w:rPr>
+      <w:t xml:space="preserve"> 1 </w:t>
     </w:r>
   </w:p>
   <w:p/>
@@ -1803,7 +1740,7 @@
 </file>
 
 <file path=word/styles.xml><?xml version="1.0" encoding="utf-8"?>
-<w:styles xmlns:mc="http://schemas.openxmlformats.org/markup-compatibility/2006" xmlns:r="http://schemas.openxmlformats.org/officeDocument/2006/relationships" xmlns:w="http://schemas.openxmlformats.org/wordprocessingml/2006/main" xmlns:w14="http://schemas.microsoft.com/office/word/2010/wordml" xmlns:w15="http://schemas.microsoft.com/office/word/2012/wordml" xmlns:w16se="http://schemas.microsoft.com/office/word/2015/wordml/symex" mc:Ignorable="w14 w15 w16se">
+<w:styles xmlns:mc="http://schemas.openxmlformats.org/markup-compatibility/2006" xmlns:r="http://schemas.openxmlformats.org/officeDocument/2006/relationships" xmlns:w="http://schemas.openxmlformats.org/wordprocessingml/2006/main" xmlns:w14="http://schemas.microsoft.com/office/word/2010/wordml" xmlns:w15="http://schemas.microsoft.com/office/word/2012/wordml" xmlns:w16cex="http://schemas.microsoft.com/office/word/2018/wordml/cex" xmlns:w16cid="http://schemas.microsoft.com/office/word/2016/wordml/cid" xmlns:w16="http://schemas.microsoft.com/office/word/2018/wordml" xmlns:w16du="http://schemas.microsoft.com/office/word/2023/wordml/word16du" xmlns:w16sdtdh="http://schemas.microsoft.com/office/word/2020/wordml/sdtdatahash" xmlns:w16sdtfl="http://schemas.microsoft.com/office/word/2024/wordml/sdtformatlock" xmlns:w16se="http://schemas.microsoft.com/office/word/2015/wordml/symex" mc:Ignorable="w14 w15 w16se w16cid w16 w16cex w16sdtdh w16sdtfl w16du">
   <w:docDefaults>
     <w:rPrDefault>
       <w:rPr>
@@ -1819,7 +1756,7 @@
       </w:pPr>
     </w:pPrDefault>
   </w:docDefaults>
-  <w:latentStyles w:defLockedState="0" w:defUIPriority="99" w:defSemiHidden="0" w:defUnhideWhenUsed="0" w:defQFormat="0" w:count="371">
+  <w:latentStyles w:defLockedState="0" w:defUIPriority="99" w:defSemiHidden="0" w:defUnhideWhenUsed="0" w:defQFormat="0" w:count="376">
     <w:lsdException w:name="Normal" w:uiPriority="0" w:qFormat="1"/>
     <w:lsdException w:name="heading 1" w:uiPriority="9" w:qFormat="1"/>
     <w:lsdException w:name="heading 2" w:semiHidden="1" w:uiPriority="9" w:unhideWhenUsed="1" w:qFormat="1"/>
@@ -2191,6 +2128,11 @@
     <w:lsdException w:name="List Table 5 Dark Accent 6" w:uiPriority="50"/>
     <w:lsdException w:name="List Table 6 Colorful Accent 6" w:uiPriority="51"/>
     <w:lsdException w:name="List Table 7 Colorful Accent 6" w:uiPriority="52"/>
+    <w:lsdException w:name="Mention" w:semiHidden="1" w:unhideWhenUsed="1"/>
+    <w:lsdException w:name="Smart Hyperlink" w:semiHidden="1" w:unhideWhenUsed="1"/>
+    <w:lsdException w:name="Hashtag" w:semiHidden="1" w:unhideWhenUsed="1"/>
+    <w:lsdException w:name="Unresolved Mention" w:semiHidden="1" w:unhideWhenUsed="1"/>
+    <w:lsdException w:name="Smart Link" w:semiHidden="1" w:unhideWhenUsed="1"/>
   </w:latentStyles>
   <w:style w:type="paragraph" w:default="1" w:styleId="Normal">
     <w:name w:val="Normal"/>

--- a/TPI ASI.docx
+++ b/TPI ASI.docx
@@ -1,6 +1,6 @@
 
 <file path=word/document.xml><?xml version="1.0" encoding="utf-8"?>
-<w:document xmlns:wpc="http://schemas.microsoft.com/office/word/2010/wordprocessingCanvas" xmlns:cx="http://schemas.microsoft.com/office/drawing/2014/chartex" xmlns:cx1="http://schemas.microsoft.com/office/drawing/2015/9/8/chartex" xmlns:cx2="http://schemas.microsoft.com/office/drawing/2015/10/21/chartex" xmlns:cx3="http://schemas.microsoft.com/office/drawing/2016/5/9/chartex" xmlns:cx4="http://schemas.microsoft.com/office/drawing/2016/5/10/chartex" xmlns:cx5="http://schemas.microsoft.com/office/drawing/2016/5/11/chartex" xmlns:cx6="http://schemas.microsoft.com/office/drawing/2016/5/12/chartex" xmlns:cx7="http://schemas.microsoft.com/office/drawing/2016/5/13/chartex" xmlns:cx8="http://schemas.microsoft.com/office/drawing/2016/5/14/chartex" xmlns:mc="http://schemas.openxmlformats.org/markup-compatibility/2006" xmlns:aink="http://schemas.microsoft.com/office/drawing/2016/ink" xmlns:am3d="http://schemas.microsoft.com/office/drawing/2017/model3d" xmlns:o="urn:schemas-microsoft-com:office:office" xmlns:oel="http://schemas.microsoft.com/office/2019/extlst" xmlns:r="http://schemas.openxmlformats.org/officeDocument/2006/relationships" xmlns:m="http://schemas.openxmlformats.org/officeDocument/2006/math" xmlns:v="urn:schemas-microsoft-com:vml" xmlns:wp14="http://schemas.microsoft.com/office/word/2010/wordprocessingDrawing" xmlns:wp="http://schemas.openxmlformats.org/drawingml/2006/wordprocessingDrawing" xmlns:w10="urn:schemas-microsoft-com:office:word" xmlns:w="http://schemas.openxmlformats.org/wordprocessingml/2006/main" xmlns:w14="http://schemas.microsoft.com/office/word/2010/wordml" xmlns:w15="http://schemas.microsoft.com/office/word/2012/wordml" xmlns:w16cei="http://schemas.microsoft.com/office/word/2026/wordml/cei" xmlns:w16cex="http://schemas.microsoft.com/office/word/2018/wordml/cex" xmlns:w16cid="http://schemas.microsoft.com/office/word/2016/wordml/cid" xmlns:w16="http://schemas.microsoft.com/office/word/2018/wordml" xmlns:w16du="http://schemas.microsoft.com/office/word/2023/wordml/word16du" xmlns:w16sdtdh="http://schemas.microsoft.com/office/word/2020/wordml/sdtdatahash" xmlns:w16sdtfl="http://schemas.microsoft.com/office/word/2024/wordml/sdtformatlock" xmlns:w16se="http://schemas.microsoft.com/office/word/2015/wordml/symex" xmlns:wpg="http://schemas.microsoft.com/office/word/2010/wordprocessingGroup" xmlns:wpi="http://schemas.microsoft.com/office/word/2010/wordprocessingInk" xmlns:wne="http://schemas.microsoft.com/office/word/2006/wordml" xmlns:wps="http://schemas.microsoft.com/office/word/2010/wordprocessingShape" mc:Ignorable="w14 w15 w16se w16cid w16 w16cex w16sdtdh w16sdtfl w16du wp14">
+<w:document xmlns:wpc="http://schemas.microsoft.com/office/word/2010/wordprocessingCanvas" xmlns:cx="http://schemas.microsoft.com/office/drawing/2014/chartex" xmlns:cx1="http://schemas.microsoft.com/office/drawing/2015/9/8/chartex" xmlns:cx2="http://schemas.microsoft.com/office/drawing/2015/10/21/chartex" xmlns:cx3="http://schemas.microsoft.com/office/drawing/2016/5/9/chartex" xmlns:cx4="http://schemas.microsoft.com/office/drawing/2016/5/10/chartex" xmlns:cx5="http://schemas.microsoft.com/office/drawing/2016/5/11/chartex" xmlns:cx6="http://schemas.microsoft.com/office/drawing/2016/5/12/chartex" xmlns:cx7="http://schemas.microsoft.com/office/drawing/2016/5/13/chartex" xmlns:cx8="http://schemas.microsoft.com/office/drawing/2016/5/14/chartex" xmlns:mc="http://schemas.openxmlformats.org/markup-compatibility/2006" xmlns:aink="http://schemas.microsoft.com/office/drawing/2016/ink" xmlns:am3d="http://schemas.microsoft.com/office/drawing/2017/model3d" xmlns:o="urn:schemas-microsoft-com:office:office" xmlns:oel="http://schemas.microsoft.com/office/2019/extlst" xmlns:r="http://schemas.openxmlformats.org/officeDocument/2006/relationships" xmlns:m="http://schemas.openxmlformats.org/officeDocument/2006/math" xmlns:v="urn:schemas-microsoft-com:vml" xmlns:wp14="http://schemas.microsoft.com/office/word/2010/wordprocessingDrawing" xmlns:wp="http://schemas.openxmlformats.org/drawingml/2006/wordprocessingDrawing" xmlns:w10="urn:schemas-microsoft-com:office:word" xmlns:w="http://schemas.openxmlformats.org/wordprocessingml/2006/main" xmlns:w14="http://schemas.microsoft.com/office/word/2010/wordml" xmlns:w15="http://schemas.microsoft.com/office/word/2012/wordml" xmlns:w16cex="http://schemas.microsoft.com/office/word/2018/wordml/cex" xmlns:w16cid="http://schemas.microsoft.com/office/word/2016/wordml/cid" xmlns:w16="http://schemas.microsoft.com/office/word/2018/wordml" xmlns:w16du="http://schemas.microsoft.com/office/word/2023/wordml/word16du" xmlns:w16sdtdh="http://schemas.microsoft.com/office/word/2020/wordml/sdtdatahash" xmlns:w16sdtfl="http://schemas.microsoft.com/office/word/2024/wordml/sdtformatlock" xmlns:w16se="http://schemas.microsoft.com/office/word/2015/wordml/symex" xmlns:wpg="http://schemas.microsoft.com/office/word/2010/wordprocessingGroup" xmlns:wpi="http://schemas.microsoft.com/office/word/2010/wordprocessingInk" xmlns:wne="http://schemas.microsoft.com/office/word/2006/wordml" xmlns:wps="http://schemas.microsoft.com/office/word/2010/wordprocessingShape" mc:Ignorable="w14 w15 w16se w16cid w16 w16cex w16sdtdh w16sdtfl w16du wp14">
   <w:body>
     <w:p>
       <w:pPr>
@@ -189,7 +189,29 @@
           <w:sz w:val="30"/>
           <w:szCs w:val="30"/>
         </w:rPr>
-        <w:t xml:space="preserve">ENTREGA N° 1 </w:t>
+        <w:t xml:space="preserve">ENTREGA </w:t>
+      </w:r>
+      <w:proofErr w:type="spellStart"/>
+      <w:r>
+        <w:rPr>
+          <w:rFonts w:eastAsia="Times New Roman"/>
+          <w:b/>
+          <w:bCs/>
+          <w:sz w:val="30"/>
+          <w:szCs w:val="30"/>
+        </w:rPr>
+        <w:t>N°</w:t>
+      </w:r>
+      <w:proofErr w:type="spellEnd"/>
+      <w:r>
+        <w:rPr>
+          <w:rFonts w:eastAsia="Times New Roman"/>
+          <w:b/>
+          <w:bCs/>
+          <w:sz w:val="30"/>
+          <w:szCs w:val="30"/>
+        </w:rPr>
+        <w:t xml:space="preserve"> 1 </w:t>
       </w:r>
     </w:p>
     <w:p>
@@ -1422,17 +1444,44 @@
         <w:shd w:val="clear" w:color="auto" w:fill="FFFFFF"/>
         <w:spacing w:before="120" w:after="120" w:line="360" w:lineRule="auto"/>
         <w:jc w:val="both"/>
+        <w:rPr>
+          <w:b/>
+          <w:bCs/>
+          <w:u w:val="single"/>
+        </w:rPr>
+      </w:pPr>
+      <w:r>
+        <w:rPr>
+          <w:b/>
+          <w:bCs/>
+          <w:u w:val="single"/>
+        </w:rPr>
+        <w:lastRenderedPageBreak/>
+        <w:t>Diagrama de Clase</w:t>
+      </w:r>
+    </w:p>
+    <w:p>
+      <w:pPr>
+        <w:shd w:val="clear" w:color="auto" w:fill="FFFFFF"/>
+        <w:spacing w:before="120" w:after="120" w:line="360" w:lineRule="auto"/>
+        <w:jc w:val="both"/>
+      </w:pPr>
+    </w:p>
+    <w:p>
+      <w:pPr>
+        <w:shd w:val="clear" w:color="auto" w:fill="FFFFFF"/>
+        <w:spacing w:before="120" w:after="120" w:line="360" w:lineRule="auto"/>
+        <w:jc w:val="both"/>
       </w:pPr>
       <w:r>
         <w:rPr>
           <w:noProof/>
         </w:rPr>
-        <w:lastRenderedPageBreak/>
         <w:drawing>
-          <wp:inline distT="0" distB="0" distL="0" distR="0" wp14:anchorId="46EA2F2B" wp14:editId="2EDA7F5E">
-            <wp:extent cx="5734050" cy="4052570"/>
-            <wp:effectExtent l="0" t="0" r="0" b="5080"/>
-            <wp:docPr id="389463556" name="Imagen 1"/>
+          <wp:inline distT="0" distB="0" distL="0" distR="0" wp14:anchorId="68102466" wp14:editId="4E515191">
+            <wp:extent cx="5722620" cy="4061460"/>
+            <wp:effectExtent l="0" t="0" r="0" b="0"/>
+            <wp:docPr id="1878529069" name="Imagen 1"/>
             <wp:cNvGraphicFramePr>
               <a:graphicFrameLocks xmlns:a="http://schemas.openxmlformats.org/drawingml/2006/main" noChangeAspect="1"/>
             </wp:cNvGraphicFramePr>
@@ -1461,7 +1510,7 @@
                   <pic:spPr bwMode="auto">
                     <a:xfrm>
                       <a:off x="0" y="0"/>
-                      <a:ext cx="5734050" cy="4052570"/>
+                      <a:ext cx="5722620" cy="4061460"/>
                     </a:xfrm>
                     <a:prstGeom prst="rect">
                       <a:avLst/>
@@ -1485,9 +1534,168 @@
         <w:jc w:val="both"/>
       </w:pPr>
     </w:p>
+    <w:p>
+      <w:pPr>
+        <w:shd w:val="clear" w:color="auto" w:fill="FFFFFF"/>
+        <w:spacing w:before="120" w:after="120" w:line="360" w:lineRule="auto"/>
+        <w:jc w:val="both"/>
+      </w:pPr>
+    </w:p>
+    <w:p>
+      <w:pPr>
+        <w:shd w:val="clear" w:color="auto" w:fill="FFFFFF"/>
+        <w:spacing w:before="120" w:after="120" w:line="360" w:lineRule="auto"/>
+        <w:jc w:val="both"/>
+      </w:pPr>
+    </w:p>
+    <w:p>
+      <w:pPr>
+        <w:shd w:val="clear" w:color="auto" w:fill="FFFFFF"/>
+        <w:spacing w:before="120" w:after="120" w:line="360" w:lineRule="auto"/>
+        <w:jc w:val="both"/>
+      </w:pPr>
+    </w:p>
+    <w:p>
+      <w:pPr>
+        <w:shd w:val="clear" w:color="auto" w:fill="FFFFFF"/>
+        <w:spacing w:before="120" w:after="120" w:line="360" w:lineRule="auto"/>
+        <w:jc w:val="both"/>
+      </w:pPr>
+    </w:p>
+    <w:p>
+      <w:pPr>
+        <w:shd w:val="clear" w:color="auto" w:fill="FFFFFF"/>
+        <w:spacing w:before="120" w:after="120" w:line="360" w:lineRule="auto"/>
+        <w:jc w:val="both"/>
+      </w:pPr>
+    </w:p>
+    <w:p>
+      <w:pPr>
+        <w:shd w:val="clear" w:color="auto" w:fill="FFFFFF"/>
+        <w:spacing w:before="120" w:after="120" w:line="360" w:lineRule="auto"/>
+        <w:jc w:val="both"/>
+      </w:pPr>
+    </w:p>
+    <w:p>
+      <w:pPr>
+        <w:shd w:val="clear" w:color="auto" w:fill="FFFFFF"/>
+        <w:spacing w:before="120" w:after="120" w:line="360" w:lineRule="auto"/>
+        <w:jc w:val="both"/>
+      </w:pPr>
+    </w:p>
+    <w:p>
+      <w:pPr>
+        <w:shd w:val="clear" w:color="auto" w:fill="FFFFFF"/>
+        <w:spacing w:before="120" w:after="120" w:line="360" w:lineRule="auto"/>
+        <w:jc w:val="both"/>
+      </w:pPr>
+    </w:p>
+    <w:p>
+      <w:pPr>
+        <w:shd w:val="clear" w:color="auto" w:fill="FFFFFF"/>
+        <w:spacing w:before="120" w:after="120" w:line="360" w:lineRule="auto"/>
+        <w:jc w:val="both"/>
+        <w:rPr>
+          <w:b/>
+          <w:bCs/>
+          <w:u w:val="single"/>
+        </w:rPr>
+      </w:pPr>
+      <w:r>
+        <w:rPr>
+          <w:b/>
+          <w:bCs/>
+          <w:u w:val="single"/>
+        </w:rPr>
+        <w:lastRenderedPageBreak/>
+        <w:t xml:space="preserve">Diagrama de </w:t>
+      </w:r>
+      <w:r>
+        <w:rPr>
+          <w:b/>
+          <w:bCs/>
+          <w:u w:val="single"/>
+        </w:rPr>
+        <w:t>C</w:t>
+      </w:r>
+      <w:r>
+        <w:rPr>
+          <w:b/>
+          <w:bCs/>
+          <w:u w:val="single"/>
+        </w:rPr>
+        <w:t>aso de uso</w:t>
+      </w:r>
+    </w:p>
+    <w:p>
+      <w:pPr>
+        <w:shd w:val="clear" w:color="auto" w:fill="FFFFFF"/>
+        <w:spacing w:before="120" w:after="120" w:line="360" w:lineRule="auto"/>
+        <w:jc w:val="both"/>
+        <w:rPr>
+          <w:b/>
+          <w:bCs/>
+        </w:rPr>
+      </w:pPr>
+      <w:r>
+        <w:rPr>
+          <w:b/>
+          <w:bCs/>
+          <w:noProof/>
+        </w:rPr>
+        <w:drawing>
+          <wp:inline distT="0" distB="0" distL="0" distR="0" wp14:anchorId="22E519BC" wp14:editId="1C45206B">
+            <wp:extent cx="5730240" cy="4259580"/>
+            <wp:effectExtent l="0" t="0" r="3810" b="7620"/>
+            <wp:docPr id="2113588904" name="Imagen 2"/>
+            <wp:cNvGraphicFramePr>
+              <a:graphicFrameLocks xmlns:a="http://schemas.openxmlformats.org/drawingml/2006/main" noChangeAspect="1"/>
+            </wp:cNvGraphicFramePr>
+            <a:graphic xmlns:a="http://schemas.openxmlformats.org/drawingml/2006/main">
+              <a:graphicData uri="http://schemas.openxmlformats.org/drawingml/2006/picture">
+                <pic:pic xmlns:pic="http://schemas.openxmlformats.org/drawingml/2006/picture">
+                  <pic:nvPicPr>
+                    <pic:cNvPr id="0" name="Picture 4"/>
+                    <pic:cNvPicPr>
+                      <a:picLocks noChangeAspect="1" noChangeArrowheads="1"/>
+                    </pic:cNvPicPr>
+                  </pic:nvPicPr>
+                  <pic:blipFill>
+                    <a:blip r:embed="rId19">
+                      <a:extLst>
+                        <a:ext uri="{28A0092B-C50C-407E-A947-70E740481C1C}">
+                          <a14:useLocalDpi xmlns:a14="http://schemas.microsoft.com/office/drawing/2010/main" val="0"/>
+                        </a:ext>
+                      </a:extLst>
+                    </a:blip>
+                    <a:srcRect/>
+                    <a:stretch>
+                      <a:fillRect/>
+                    </a:stretch>
+                  </pic:blipFill>
+                  <pic:spPr bwMode="auto">
+                    <a:xfrm>
+                      <a:off x="0" y="0"/>
+                      <a:ext cx="5730240" cy="4259580"/>
+                    </a:xfrm>
+                    <a:prstGeom prst="rect">
+                      <a:avLst/>
+                    </a:prstGeom>
+                    <a:noFill/>
+                    <a:ln>
+                      <a:noFill/>
+                    </a:ln>
+                  </pic:spPr>
+                </pic:pic>
+              </a:graphicData>
+            </a:graphic>
+          </wp:inline>
+        </w:drawing>
+      </w:r>
+    </w:p>
     <w:sectPr>
-      <w:headerReference w:type="default" r:id="rId19"/>
-      <w:footerReference w:type="default" r:id="rId20"/>
+      <w:headerReference w:type="default" r:id="rId20"/>
+      <w:footerReference w:type="default" r:id="rId21"/>
       <w:pgSz w:w="11909" w:h="16834"/>
       <w:pgMar w:top="1440" w:right="1440" w:bottom="1440" w:left="1440" w:header="720" w:footer="720" w:gutter="0"/>
       <w:pgNumType w:start="1"/>
@@ -1498,7 +1706,7 @@
 </file>
 
 <file path=word/endnotes.xml><?xml version="1.0" encoding="utf-8"?>
-<w:endnotes xmlns:wpc="http://schemas.microsoft.com/office/word/2010/wordprocessingCanvas" xmlns:cx="http://schemas.microsoft.com/office/drawing/2014/chartex" xmlns:cx1="http://schemas.microsoft.com/office/drawing/2015/9/8/chartex" xmlns:cx2="http://schemas.microsoft.com/office/drawing/2015/10/21/chartex" xmlns:cx3="http://schemas.microsoft.com/office/drawing/2016/5/9/chartex" xmlns:cx4="http://schemas.microsoft.com/office/drawing/2016/5/10/chartex" xmlns:cx5="http://schemas.microsoft.com/office/drawing/2016/5/11/chartex" xmlns:cx6="http://schemas.microsoft.com/office/drawing/2016/5/12/chartex" xmlns:cx7="http://schemas.microsoft.com/office/drawing/2016/5/13/chartex" xmlns:cx8="http://schemas.microsoft.com/office/drawing/2016/5/14/chartex" xmlns:mc="http://schemas.openxmlformats.org/markup-compatibility/2006" xmlns:aink="http://schemas.microsoft.com/office/drawing/2016/ink" xmlns:am3d="http://schemas.microsoft.com/office/drawing/2017/model3d" xmlns:o="urn:schemas-microsoft-com:office:office" xmlns:oel="http://schemas.microsoft.com/office/2019/extlst" xmlns:r="http://schemas.openxmlformats.org/officeDocument/2006/relationships" xmlns:m="http://schemas.openxmlformats.org/officeDocument/2006/math" xmlns:v="urn:schemas-microsoft-com:vml" xmlns:wp14="http://schemas.microsoft.com/office/word/2010/wordprocessingDrawing" xmlns:wp="http://schemas.openxmlformats.org/drawingml/2006/wordprocessingDrawing" xmlns:w10="urn:schemas-microsoft-com:office:word" xmlns:w="http://schemas.openxmlformats.org/wordprocessingml/2006/main" xmlns:w14="http://schemas.microsoft.com/office/word/2010/wordml" xmlns:w15="http://schemas.microsoft.com/office/word/2012/wordml" xmlns:w16cei="http://schemas.microsoft.com/office/word/2026/wordml/cei" xmlns:w16cex="http://schemas.microsoft.com/office/word/2018/wordml/cex" xmlns:w16cid="http://schemas.microsoft.com/office/word/2016/wordml/cid" xmlns:w16="http://schemas.microsoft.com/office/word/2018/wordml" xmlns:w16du="http://schemas.microsoft.com/office/word/2023/wordml/word16du" xmlns:w16sdtdh="http://schemas.microsoft.com/office/word/2020/wordml/sdtdatahash" xmlns:w16sdtfl="http://schemas.microsoft.com/office/word/2024/wordml/sdtformatlock" xmlns:w16se="http://schemas.microsoft.com/office/word/2015/wordml/symex" xmlns:wpg="http://schemas.microsoft.com/office/word/2010/wordprocessingGroup" xmlns:wpi="http://schemas.microsoft.com/office/word/2010/wordprocessingInk" xmlns:wne="http://schemas.microsoft.com/office/word/2006/wordml" xmlns:wps="http://schemas.microsoft.com/office/word/2010/wordprocessingShape" mc:Ignorable="w14 w15 w16se w16cid w16 w16cex w16sdtdh w16sdtfl w16du wp14">
+<w:endnotes xmlns:wpc="http://schemas.microsoft.com/office/word/2010/wordprocessingCanvas" xmlns:cx="http://schemas.microsoft.com/office/drawing/2014/chartex" xmlns:cx1="http://schemas.microsoft.com/office/drawing/2015/9/8/chartex" xmlns:cx2="http://schemas.microsoft.com/office/drawing/2015/10/21/chartex" xmlns:cx3="http://schemas.microsoft.com/office/drawing/2016/5/9/chartex" xmlns:cx4="http://schemas.microsoft.com/office/drawing/2016/5/10/chartex" xmlns:cx5="http://schemas.microsoft.com/office/drawing/2016/5/11/chartex" xmlns:cx6="http://schemas.microsoft.com/office/drawing/2016/5/12/chartex" xmlns:cx7="http://schemas.microsoft.com/office/drawing/2016/5/13/chartex" xmlns:cx8="http://schemas.microsoft.com/office/drawing/2016/5/14/chartex" xmlns:mc="http://schemas.openxmlformats.org/markup-compatibility/2006" xmlns:aink="http://schemas.microsoft.com/office/drawing/2016/ink" xmlns:am3d="http://schemas.microsoft.com/office/drawing/2017/model3d" xmlns:o="urn:schemas-microsoft-com:office:office" xmlns:oel="http://schemas.microsoft.com/office/2019/extlst" xmlns:r="http://schemas.openxmlformats.org/officeDocument/2006/relationships" xmlns:m="http://schemas.openxmlformats.org/officeDocument/2006/math" xmlns:v="urn:schemas-microsoft-com:vml" xmlns:wp14="http://schemas.microsoft.com/office/word/2010/wordprocessingDrawing" xmlns:wp="http://schemas.openxmlformats.org/drawingml/2006/wordprocessingDrawing" xmlns:w10="urn:schemas-microsoft-com:office:word" xmlns:w="http://schemas.openxmlformats.org/wordprocessingml/2006/main" xmlns:w14="http://schemas.microsoft.com/office/word/2010/wordml" xmlns:w15="http://schemas.microsoft.com/office/word/2012/wordml" xmlns:w16cex="http://schemas.microsoft.com/office/word/2018/wordml/cex" xmlns:w16cid="http://schemas.microsoft.com/office/word/2016/wordml/cid" xmlns:w16="http://schemas.microsoft.com/office/word/2018/wordml" xmlns:w16du="http://schemas.microsoft.com/office/word/2023/wordml/word16du" xmlns:w16sdtdh="http://schemas.microsoft.com/office/word/2020/wordml/sdtdatahash" xmlns:w16sdtfl="http://schemas.microsoft.com/office/word/2024/wordml/sdtformatlock" xmlns:w16se="http://schemas.microsoft.com/office/word/2015/wordml/symex" xmlns:wpg="http://schemas.microsoft.com/office/word/2010/wordprocessingGroup" xmlns:wpi="http://schemas.microsoft.com/office/word/2010/wordprocessingInk" xmlns:wne="http://schemas.microsoft.com/office/word/2006/wordml" xmlns:wps="http://schemas.microsoft.com/office/word/2010/wordprocessingShape" mc:Ignorable="w14 w15 w16se w16cid w16 w16cex w16sdtdh w16sdtfl w16du wp14">
   <w:endnote w:type="separator" w:id="-1">
     <w:p>
       <w:pPr>
@@ -1523,7 +1731,7 @@
 </file>
 
 <file path=word/footer1.xml><?xml version="1.0" encoding="utf-8"?>
-<w:ftr xmlns:wpc="http://schemas.microsoft.com/office/word/2010/wordprocessingCanvas" xmlns:cx="http://schemas.microsoft.com/office/drawing/2014/chartex" xmlns:cx1="http://schemas.microsoft.com/office/drawing/2015/9/8/chartex" xmlns:cx2="http://schemas.microsoft.com/office/drawing/2015/10/21/chartex" xmlns:cx3="http://schemas.microsoft.com/office/drawing/2016/5/9/chartex" xmlns:cx4="http://schemas.microsoft.com/office/drawing/2016/5/10/chartex" xmlns:cx5="http://schemas.microsoft.com/office/drawing/2016/5/11/chartex" xmlns:cx6="http://schemas.microsoft.com/office/drawing/2016/5/12/chartex" xmlns:cx7="http://schemas.microsoft.com/office/drawing/2016/5/13/chartex" xmlns:cx8="http://schemas.microsoft.com/office/drawing/2016/5/14/chartex" xmlns:mc="http://schemas.openxmlformats.org/markup-compatibility/2006" xmlns:aink="http://schemas.microsoft.com/office/drawing/2016/ink" xmlns:am3d="http://schemas.microsoft.com/office/drawing/2017/model3d" xmlns:o="urn:schemas-microsoft-com:office:office" xmlns:oel="http://schemas.microsoft.com/office/2019/extlst" xmlns:r="http://schemas.openxmlformats.org/officeDocument/2006/relationships" xmlns:m="http://schemas.openxmlformats.org/officeDocument/2006/math" xmlns:v="urn:schemas-microsoft-com:vml" xmlns:wp14="http://schemas.microsoft.com/office/word/2010/wordprocessingDrawing" xmlns:wp="http://schemas.openxmlformats.org/drawingml/2006/wordprocessingDrawing" xmlns:w10="urn:schemas-microsoft-com:office:word" xmlns:w="http://schemas.openxmlformats.org/wordprocessingml/2006/main" xmlns:w14="http://schemas.microsoft.com/office/word/2010/wordml" xmlns:w15="http://schemas.microsoft.com/office/word/2012/wordml" xmlns:w16cei="http://schemas.microsoft.com/office/word/2026/wordml/cei" xmlns:w16cex="http://schemas.microsoft.com/office/word/2018/wordml/cex" xmlns:w16cid="http://schemas.microsoft.com/office/word/2016/wordml/cid" xmlns:w16="http://schemas.microsoft.com/office/word/2018/wordml" xmlns:w16du="http://schemas.microsoft.com/office/word/2023/wordml/word16du" xmlns:w16sdtdh="http://schemas.microsoft.com/office/word/2020/wordml/sdtdatahash" xmlns:w16sdtfl="http://schemas.microsoft.com/office/word/2024/wordml/sdtformatlock" xmlns:w16se="http://schemas.microsoft.com/office/word/2015/wordml/symex" xmlns:wpg="http://schemas.microsoft.com/office/word/2010/wordprocessingGroup" xmlns:wpi="http://schemas.microsoft.com/office/word/2010/wordprocessingInk" xmlns:wne="http://schemas.microsoft.com/office/word/2006/wordml" xmlns:wps="http://schemas.microsoft.com/office/word/2010/wordprocessingShape" mc:Ignorable="w14 w15 w16se w16cid w16 w16cex w16sdtdh w16sdtfl w16du wp14">
+<w:ftr xmlns:wpc="http://schemas.microsoft.com/office/word/2010/wordprocessingCanvas" xmlns:cx="http://schemas.microsoft.com/office/drawing/2014/chartex" xmlns:cx1="http://schemas.microsoft.com/office/drawing/2015/9/8/chartex" xmlns:cx2="http://schemas.microsoft.com/office/drawing/2015/10/21/chartex" xmlns:cx3="http://schemas.microsoft.com/office/drawing/2016/5/9/chartex" xmlns:cx4="http://schemas.microsoft.com/office/drawing/2016/5/10/chartex" xmlns:cx5="http://schemas.microsoft.com/office/drawing/2016/5/11/chartex" xmlns:cx6="http://schemas.microsoft.com/office/drawing/2016/5/12/chartex" xmlns:cx7="http://schemas.microsoft.com/office/drawing/2016/5/13/chartex" xmlns:cx8="http://schemas.microsoft.com/office/drawing/2016/5/14/chartex" xmlns:mc="http://schemas.openxmlformats.org/markup-compatibility/2006" xmlns:aink="http://schemas.microsoft.com/office/drawing/2016/ink" xmlns:am3d="http://schemas.microsoft.com/office/drawing/2017/model3d" xmlns:o="urn:schemas-microsoft-com:office:office" xmlns:oel="http://schemas.microsoft.com/office/2019/extlst" xmlns:r="http://schemas.openxmlformats.org/officeDocument/2006/relationships" xmlns:m="http://schemas.openxmlformats.org/officeDocument/2006/math" xmlns:v="urn:schemas-microsoft-com:vml" xmlns:wp14="http://schemas.microsoft.com/office/word/2010/wordprocessingDrawing" xmlns:wp="http://schemas.openxmlformats.org/drawingml/2006/wordprocessingDrawing" xmlns:w10="urn:schemas-microsoft-com:office:word" xmlns:w="http://schemas.openxmlformats.org/wordprocessingml/2006/main" xmlns:w14="http://schemas.microsoft.com/office/word/2010/wordml" xmlns:w15="http://schemas.microsoft.com/office/word/2012/wordml" xmlns:w16cex="http://schemas.microsoft.com/office/word/2018/wordml/cex" xmlns:w16cid="http://schemas.microsoft.com/office/word/2016/wordml/cid" xmlns:w16="http://schemas.microsoft.com/office/word/2018/wordml" xmlns:w16du="http://schemas.microsoft.com/office/word/2023/wordml/word16du" xmlns:w16sdtdh="http://schemas.microsoft.com/office/word/2020/wordml/sdtdatahash" xmlns:w16sdtfl="http://schemas.microsoft.com/office/word/2024/wordml/sdtformatlock" xmlns:w16se="http://schemas.microsoft.com/office/word/2015/wordml/symex" xmlns:wpg="http://schemas.microsoft.com/office/word/2010/wordprocessingGroup" xmlns:wpi="http://schemas.microsoft.com/office/word/2010/wordprocessingInk" xmlns:wne="http://schemas.microsoft.com/office/word/2006/wordml" xmlns:wps="http://schemas.microsoft.com/office/word/2010/wordprocessingShape" mc:Ignorable="w14 w15 w16se w16cid w16 w16cex w16sdtdh w16sdtfl w16du wp14">
   <w:p/>
   <w:p>
     <w:r>
@@ -1574,7 +1782,7 @@
 </file>
 
 <file path=word/footnotes.xml><?xml version="1.0" encoding="utf-8"?>
-<w:footnotes xmlns:wpc="http://schemas.microsoft.com/office/word/2010/wordprocessingCanvas" xmlns:cx="http://schemas.microsoft.com/office/drawing/2014/chartex" xmlns:cx1="http://schemas.microsoft.com/office/drawing/2015/9/8/chartex" xmlns:cx2="http://schemas.microsoft.com/office/drawing/2015/10/21/chartex" xmlns:cx3="http://schemas.microsoft.com/office/drawing/2016/5/9/chartex" xmlns:cx4="http://schemas.microsoft.com/office/drawing/2016/5/10/chartex" xmlns:cx5="http://schemas.microsoft.com/office/drawing/2016/5/11/chartex" xmlns:cx6="http://schemas.microsoft.com/office/drawing/2016/5/12/chartex" xmlns:cx7="http://schemas.microsoft.com/office/drawing/2016/5/13/chartex" xmlns:cx8="http://schemas.microsoft.com/office/drawing/2016/5/14/chartex" xmlns:mc="http://schemas.openxmlformats.org/markup-compatibility/2006" xmlns:aink="http://schemas.microsoft.com/office/drawing/2016/ink" xmlns:am3d="http://schemas.microsoft.com/office/drawing/2017/model3d" xmlns:o="urn:schemas-microsoft-com:office:office" xmlns:oel="http://schemas.microsoft.com/office/2019/extlst" xmlns:r="http://schemas.openxmlformats.org/officeDocument/2006/relationships" xmlns:m="http://schemas.openxmlformats.org/officeDocument/2006/math" xmlns:v="urn:schemas-microsoft-com:vml" xmlns:wp14="http://schemas.microsoft.com/office/word/2010/wordprocessingDrawing" xmlns:wp="http://schemas.openxmlformats.org/drawingml/2006/wordprocessingDrawing" xmlns:w10="urn:schemas-microsoft-com:office:word" xmlns:w="http://schemas.openxmlformats.org/wordprocessingml/2006/main" xmlns:w14="http://schemas.microsoft.com/office/word/2010/wordml" xmlns:w15="http://schemas.microsoft.com/office/word/2012/wordml" xmlns:w16cei="http://schemas.microsoft.com/office/word/2026/wordml/cei" xmlns:w16cex="http://schemas.microsoft.com/office/word/2018/wordml/cex" xmlns:w16cid="http://schemas.microsoft.com/office/word/2016/wordml/cid" xmlns:w16="http://schemas.microsoft.com/office/word/2018/wordml" xmlns:w16du="http://schemas.microsoft.com/office/word/2023/wordml/word16du" xmlns:w16sdtdh="http://schemas.microsoft.com/office/word/2020/wordml/sdtdatahash" xmlns:w16sdtfl="http://schemas.microsoft.com/office/word/2024/wordml/sdtformatlock" xmlns:w16se="http://schemas.microsoft.com/office/word/2015/wordml/symex" xmlns:wpg="http://schemas.microsoft.com/office/word/2010/wordprocessingGroup" xmlns:wpi="http://schemas.microsoft.com/office/word/2010/wordprocessingInk" xmlns:wne="http://schemas.microsoft.com/office/word/2006/wordml" xmlns:wps="http://schemas.microsoft.com/office/word/2010/wordprocessingShape" mc:Ignorable="w14 w15 w16se w16cid w16 w16cex w16sdtdh w16sdtfl w16du wp14">
+<w:footnotes xmlns:wpc="http://schemas.microsoft.com/office/word/2010/wordprocessingCanvas" xmlns:cx="http://schemas.microsoft.com/office/drawing/2014/chartex" xmlns:cx1="http://schemas.microsoft.com/office/drawing/2015/9/8/chartex" xmlns:cx2="http://schemas.microsoft.com/office/drawing/2015/10/21/chartex" xmlns:cx3="http://schemas.microsoft.com/office/drawing/2016/5/9/chartex" xmlns:cx4="http://schemas.microsoft.com/office/drawing/2016/5/10/chartex" xmlns:cx5="http://schemas.microsoft.com/office/drawing/2016/5/11/chartex" xmlns:cx6="http://schemas.microsoft.com/office/drawing/2016/5/12/chartex" xmlns:cx7="http://schemas.microsoft.com/office/drawing/2016/5/13/chartex" xmlns:cx8="http://schemas.microsoft.com/office/drawing/2016/5/14/chartex" xmlns:mc="http://schemas.openxmlformats.org/markup-compatibility/2006" xmlns:aink="http://schemas.microsoft.com/office/drawing/2016/ink" xmlns:am3d="http://schemas.microsoft.com/office/drawing/2017/model3d" xmlns:o="urn:schemas-microsoft-com:office:office" xmlns:oel="http://schemas.microsoft.com/office/2019/extlst" xmlns:r="http://schemas.openxmlformats.org/officeDocument/2006/relationships" xmlns:m="http://schemas.openxmlformats.org/officeDocument/2006/math" xmlns:v="urn:schemas-microsoft-com:vml" xmlns:wp14="http://schemas.microsoft.com/office/word/2010/wordprocessingDrawing" xmlns:wp="http://schemas.openxmlformats.org/drawingml/2006/wordprocessingDrawing" xmlns:w10="urn:schemas-microsoft-com:office:word" xmlns:w="http://schemas.openxmlformats.org/wordprocessingml/2006/main" xmlns:w14="http://schemas.microsoft.com/office/word/2010/wordml" xmlns:w15="http://schemas.microsoft.com/office/word/2012/wordml" xmlns:w16cex="http://schemas.microsoft.com/office/word/2018/wordml/cex" xmlns:w16cid="http://schemas.microsoft.com/office/word/2016/wordml/cid" xmlns:w16="http://schemas.microsoft.com/office/word/2018/wordml" xmlns:w16du="http://schemas.microsoft.com/office/word/2023/wordml/word16du" xmlns:w16sdtdh="http://schemas.microsoft.com/office/word/2020/wordml/sdtdatahash" xmlns:w16sdtfl="http://schemas.microsoft.com/office/word/2024/wordml/sdtformatlock" xmlns:w16se="http://schemas.microsoft.com/office/word/2015/wordml/symex" xmlns:wpg="http://schemas.microsoft.com/office/word/2010/wordprocessingGroup" xmlns:wpi="http://schemas.microsoft.com/office/word/2010/wordprocessingInk" xmlns:wne="http://schemas.microsoft.com/office/word/2006/wordml" xmlns:wps="http://schemas.microsoft.com/office/word/2010/wordprocessingShape" mc:Ignorable="w14 w15 w16se w16cid w16 w16cex w16sdtdh w16sdtfl w16du wp14">
   <w:footnote w:type="separator" w:id="-1">
     <w:p>
       <w:pPr>
@@ -1599,7 +1807,7 @@
 </file>
 
 <file path=word/header1.xml><?xml version="1.0" encoding="utf-8"?>
-<w:hdr xmlns:wpc="http://schemas.microsoft.com/office/word/2010/wordprocessingCanvas" xmlns:cx="http://schemas.microsoft.com/office/drawing/2014/chartex" xmlns:cx1="http://schemas.microsoft.com/office/drawing/2015/9/8/chartex" xmlns:cx2="http://schemas.microsoft.com/office/drawing/2015/10/21/chartex" xmlns:cx3="http://schemas.microsoft.com/office/drawing/2016/5/9/chartex" xmlns:cx4="http://schemas.microsoft.com/office/drawing/2016/5/10/chartex" xmlns:cx5="http://schemas.microsoft.com/office/drawing/2016/5/11/chartex" xmlns:cx6="http://schemas.microsoft.com/office/drawing/2016/5/12/chartex" xmlns:cx7="http://schemas.microsoft.com/office/drawing/2016/5/13/chartex" xmlns:cx8="http://schemas.microsoft.com/office/drawing/2016/5/14/chartex" xmlns:mc="http://schemas.openxmlformats.org/markup-compatibility/2006" xmlns:aink="http://schemas.microsoft.com/office/drawing/2016/ink" xmlns:am3d="http://schemas.microsoft.com/office/drawing/2017/model3d" xmlns:o="urn:schemas-microsoft-com:office:office" xmlns:oel="http://schemas.microsoft.com/office/2019/extlst" xmlns:r="http://schemas.openxmlformats.org/officeDocument/2006/relationships" xmlns:m="http://schemas.openxmlformats.org/officeDocument/2006/math" xmlns:v="urn:schemas-microsoft-com:vml" xmlns:wp14="http://schemas.microsoft.com/office/word/2010/wordprocessingDrawing" xmlns:wp="http://schemas.openxmlformats.org/drawingml/2006/wordprocessingDrawing" xmlns:w10="urn:schemas-microsoft-com:office:word" xmlns:w="http://schemas.openxmlformats.org/wordprocessingml/2006/main" xmlns:w14="http://schemas.microsoft.com/office/word/2010/wordml" xmlns:w15="http://schemas.microsoft.com/office/word/2012/wordml" xmlns:w16cei="http://schemas.microsoft.com/office/word/2026/wordml/cei" xmlns:w16cex="http://schemas.microsoft.com/office/word/2018/wordml/cex" xmlns:w16cid="http://schemas.microsoft.com/office/word/2016/wordml/cid" xmlns:w16="http://schemas.microsoft.com/office/word/2018/wordml" xmlns:w16du="http://schemas.microsoft.com/office/word/2023/wordml/word16du" xmlns:w16sdtdh="http://schemas.microsoft.com/office/word/2020/wordml/sdtdatahash" xmlns:w16sdtfl="http://schemas.microsoft.com/office/word/2024/wordml/sdtformatlock" xmlns:w16se="http://schemas.microsoft.com/office/word/2015/wordml/symex" xmlns:wpg="http://schemas.microsoft.com/office/word/2010/wordprocessingGroup" xmlns:wpi="http://schemas.microsoft.com/office/word/2010/wordprocessingInk" xmlns:wne="http://schemas.microsoft.com/office/word/2006/wordml" xmlns:wps="http://schemas.microsoft.com/office/word/2010/wordprocessingShape" mc:Ignorable="w14 w15 w16se w16cid w16 w16cex w16sdtdh w16sdtfl w16du wp14">
+<w:hdr xmlns:wpc="http://schemas.microsoft.com/office/word/2010/wordprocessingCanvas" xmlns:cx="http://schemas.microsoft.com/office/drawing/2014/chartex" xmlns:cx1="http://schemas.microsoft.com/office/drawing/2015/9/8/chartex" xmlns:cx2="http://schemas.microsoft.com/office/drawing/2015/10/21/chartex" xmlns:cx3="http://schemas.microsoft.com/office/drawing/2016/5/9/chartex" xmlns:cx4="http://schemas.microsoft.com/office/drawing/2016/5/10/chartex" xmlns:cx5="http://schemas.microsoft.com/office/drawing/2016/5/11/chartex" xmlns:cx6="http://schemas.microsoft.com/office/drawing/2016/5/12/chartex" xmlns:cx7="http://schemas.microsoft.com/office/drawing/2016/5/13/chartex" xmlns:cx8="http://schemas.microsoft.com/office/drawing/2016/5/14/chartex" xmlns:mc="http://schemas.openxmlformats.org/markup-compatibility/2006" xmlns:aink="http://schemas.microsoft.com/office/drawing/2016/ink" xmlns:am3d="http://schemas.microsoft.com/office/drawing/2017/model3d" xmlns:o="urn:schemas-microsoft-com:office:office" xmlns:oel="http://schemas.microsoft.com/office/2019/extlst" xmlns:r="http://schemas.openxmlformats.org/officeDocument/2006/relationships" xmlns:m="http://schemas.openxmlformats.org/officeDocument/2006/math" xmlns:v="urn:schemas-microsoft-com:vml" xmlns:wp14="http://schemas.microsoft.com/office/word/2010/wordprocessingDrawing" xmlns:wp="http://schemas.openxmlformats.org/drawingml/2006/wordprocessingDrawing" xmlns:w10="urn:schemas-microsoft-com:office:word" xmlns:w="http://schemas.openxmlformats.org/wordprocessingml/2006/main" xmlns:w14="http://schemas.microsoft.com/office/word/2010/wordml" xmlns:w15="http://schemas.microsoft.com/office/word/2012/wordml" xmlns:w16cex="http://schemas.microsoft.com/office/word/2018/wordml/cex" xmlns:w16cid="http://schemas.microsoft.com/office/word/2016/wordml/cid" xmlns:w16="http://schemas.microsoft.com/office/word/2018/wordml" xmlns:w16du="http://schemas.microsoft.com/office/word/2023/wordml/word16du" xmlns:w16sdtdh="http://schemas.microsoft.com/office/word/2020/wordml/sdtdatahash" xmlns:w16sdtfl="http://schemas.microsoft.com/office/word/2024/wordml/sdtformatlock" xmlns:w16se="http://schemas.microsoft.com/office/word/2015/wordml/symex" xmlns:wpg="http://schemas.microsoft.com/office/word/2010/wordprocessingGroup" xmlns:wpi="http://schemas.microsoft.com/office/word/2010/wordprocessingInk" xmlns:wne="http://schemas.microsoft.com/office/word/2006/wordml" xmlns:wps="http://schemas.microsoft.com/office/word/2010/wordprocessingShape" mc:Ignorable="w14 w15 w16se w16cid w16 w16cex w16sdtdh w16sdtfl w16du wp14">
   <w:p>
     <w:pPr>
       <w:widowControl w:val="0"/>
